--- a/liquidacion/colibri/Report/PrintValorizacionV2.docx
+++ b/liquidacion/colibri/Report/PrintValorizacionV2.docx
@@ -1332,9 +1332,6 @@
         <w:tc>
           <w:tcPr>
             <w:tcW w:w="11199" w:type="dxa"/>
-            <w:tcBorders>
-              <w:bottom w:val="single" w:sz="18" w:space="0" w:color="FEDE00" w:themeColor="accent2"/>
-            </w:tcBorders>
             <w:shd w:val="clear" w:color="auto" w:fill="auto"/>
             <w:vAlign w:val="bottom"/>
           </w:tcPr>
@@ -2938,16 +2935,6 @@
               </w:rPr>
             </w:pPr>
           </w:p>
-          <w:p>
-            <w:pPr>
-              <w:pStyle w:val="Ttulo1"/>
-              <w:outlineLvl w:val="0"/>
-              <w:rPr>
-                <w:color w:val="262626" w:themeColor="text1" w:themeTint="D9"/>
-                <w:lang w:bidi="es-ES"/>
-              </w:rPr>
-            </w:pPr>
-          </w:p>
           <w:tbl>
             <w:tblPr>
               <w:tblStyle w:val="Tablaconcuadrculaclara"/>
@@ -3155,6 +3142,278 @@
               </w:rPr>
             </w:pPr>
           </w:p>
+        </w:tc>
+      </w:tr>
+      <w:tr>
+        <w:trPr>
+          <w:trHeight w:val="1088"/>
+        </w:trPr>
+        <w:tc>
+          <w:tcPr>
+            <w:tcW w:w="11199" w:type="dxa"/>
+            <w:gridSpan w:val="2"/>
+            <w:tcBorders>
+              <w:bottom w:val="single" w:sz="18" w:space="0" w:color="FEDE00" w:themeColor="accent2"/>
+            </w:tcBorders>
+            <w:shd w:val="clear" w:color="auto" w:fill="auto"/>
+            <w:vAlign w:val="bottom"/>
+          </w:tcPr>
+          <w:tbl>
+            <w:tblPr>
+              <w:tblStyle w:val="Tablaconcuadrculaclara"/>
+              <w:tblpPr w:leftFromText="141" w:rightFromText="141" w:vertAnchor="text" w:horzAnchor="margin" w:tblpXSpec="right" w:tblpY="55"/>
+              <w:tblOverlap w:val="never"/>
+              <w:tblW w:w="4923" w:type="dxa"/>
+              <w:tblBorders>
+                <w:top w:val="single" w:sz="4" w:space="0" w:color="auto"/>
+                <w:left w:val="single" w:sz="4" w:space="0" w:color="auto"/>
+                <w:bottom w:val="single" w:sz="4" w:space="0" w:color="auto"/>
+                <w:right w:val="single" w:sz="4" w:space="0" w:color="auto"/>
+                <w:insideH w:val="single" w:sz="4" w:space="0" w:color="auto"/>
+                <w:insideV w:val="single" w:sz="4" w:space="0" w:color="auto"/>
+              </w:tblBorders>
+              <w:tblLook w:val="04A0" w:firstRow="1" w:lastRow="0" w:firstColumn="1" w:lastColumn="0" w:noHBand="0" w:noVBand="1"/>
+            </w:tblPr>
+            <w:tblGrid>
+              <w:gridCol w:w="3024"/>
+              <w:gridCol w:w="1899"/>
+            </w:tblGrid>
+            <w:tr>
+              <w:trPr>
+                <w:trHeight w:val="344"/>
+              </w:trPr>
+              <w:tc>
+                <w:tcPr>
+                  <w:tcW w:w="3024" w:type="dxa"/>
+                  <w:tcBorders>
+                    <w:top w:val="nil"/>
+                    <w:left w:val="nil"/>
+                    <w:bottom w:val="nil"/>
+                    <w:right w:val="single" w:sz="4" w:space="0" w:color="auto"/>
+                  </w:tcBorders>
+                  <w:shd w:val="clear" w:color="auto" w:fill="auto"/>
+                </w:tcPr>
+                <w:p>
+                  <w:pPr>
+                    <w:pStyle w:val="Ttulo2"/>
+                    <w:jc w:val="right"/>
+                    <w:outlineLvl w:val="1"/>
+                    <w:rPr>
+                      <w:rFonts w:eastAsia="MS Mincho" w:cstheme="minorBidi"/>
+                      <w:caps w:val="0"/>
+                      <w:noProof/>
+                      <w:szCs w:val="20"/>
+                    </w:rPr>
+                  </w:pPr>
+                  <w:r>
+                    <w:rPr>
+                      <w:rFonts w:eastAsia="MS Mincho" w:cstheme="minorBidi"/>
+                      <w:caps w:val="0"/>
+                      <w:noProof/>
+                      <w:color w:val="auto"/>
+                      <w:szCs w:val="20"/>
+                    </w:rPr>
+                    <w:t>Penali</w:t>
+                  </w:r>
+                  <w:r>
+                    <w:rPr>
+                      <w:rFonts w:eastAsia="MS Mincho" w:cstheme="minorBidi"/>
+                      <w:caps w:val="0"/>
+                      <w:noProof/>
+                      <w:color w:val="auto"/>
+                      <w:szCs w:val="20"/>
+                    </w:rPr>
+                    <w:t>dad</w:t>
+                  </w:r>
+                </w:p>
+              </w:tc>
+              <w:tc>
+                <w:tcPr>
+                  <w:tcW w:w="1899" w:type="dxa"/>
+                  <w:tcBorders>
+                    <w:left w:val="single" w:sz="4" w:space="0" w:color="auto"/>
+                  </w:tcBorders>
+                  <w:shd w:val="clear" w:color="auto" w:fill="D9D9D9" w:themeFill="background1" w:themeFillShade="D9"/>
+                </w:tcPr>
+                <w:p>
+                  <w:pPr>
+                    <w:pStyle w:val="Ttulo2"/>
+                    <w:jc w:val="right"/>
+                    <w:outlineLvl w:val="1"/>
+                    <w:rPr>
+                      <w:rFonts w:eastAsia="MS Mincho" w:cstheme="minorBidi"/>
+                      <w:caps w:val="0"/>
+                      <w:noProof/>
+                      <w:szCs w:val="20"/>
+                    </w:rPr>
+                  </w:pPr>
+                  <w:r>
+                    <w:rPr>
+                      <w:rFonts w:eastAsia="MS Mincho" w:cstheme="minorBidi"/>
+                      <w:caps w:val="0"/>
+                      <w:noProof/>
+                      <w:color w:val="auto"/>
+                      <w:szCs w:val="20"/>
+                    </w:rPr>
+                    <w:fldChar w:fldCharType="begin"/>
+                  </w:r>
+                  <w:r>
+                    <w:rPr>
+                      <w:rFonts w:eastAsia="MS Mincho" w:cstheme="minorBidi"/>
+                      <w:caps w:val="0"/>
+                      <w:noProof/>
+                      <w:color w:val="auto"/>
+                      <w:szCs w:val="20"/>
+                    </w:rPr>
+                    <w:instrText xml:space="preserve"> MERGEFIELD  penalidad  \* MERGEFORMAT </w:instrText>
+                  </w:r>
+                  <w:r>
+                    <w:rPr>
+                      <w:rFonts w:eastAsia="MS Mincho" w:cstheme="minorBidi"/>
+                      <w:caps w:val="0"/>
+                      <w:noProof/>
+                      <w:color w:val="auto"/>
+                      <w:szCs w:val="20"/>
+                    </w:rPr>
+                    <w:fldChar w:fldCharType="separate"/>
+                  </w:r>
+                  <w:r>
+                    <w:rPr>
+                      <w:rFonts w:eastAsia="MS Mincho" w:cstheme="minorBidi"/>
+                      <w:caps w:val="0"/>
+                      <w:noProof/>
+                      <w:color w:val="auto"/>
+                      <w:szCs w:val="20"/>
+                    </w:rPr>
+                    <w:t>«penalidad»</w:t>
+                  </w:r>
+                  <w:r>
+                    <w:rPr>
+                      <w:rFonts w:eastAsia="MS Mincho" w:cstheme="minorBidi"/>
+                      <w:caps w:val="0"/>
+                      <w:noProof/>
+                      <w:color w:val="auto"/>
+                      <w:szCs w:val="20"/>
+                    </w:rPr>
+                    <w:fldChar w:fldCharType="end"/>
+                  </w:r>
+                </w:p>
+              </w:tc>
+            </w:tr>
+            <w:tr>
+              <w:trPr>
+                <w:trHeight w:val="344"/>
+              </w:trPr>
+              <w:tc>
+                <w:tcPr>
+                  <w:tcW w:w="3024" w:type="dxa"/>
+                  <w:tcBorders>
+                    <w:top w:val="nil"/>
+                    <w:left w:val="nil"/>
+                    <w:bottom w:val="nil"/>
+                    <w:right w:val="single" w:sz="4" w:space="0" w:color="auto"/>
+                  </w:tcBorders>
+                  <w:shd w:val="clear" w:color="auto" w:fill="auto"/>
+                </w:tcPr>
+                <w:p>
+                  <w:pPr>
+                    <w:pStyle w:val="Ttulo2"/>
+                    <w:jc w:val="right"/>
+                    <w:outlineLvl w:val="1"/>
+                    <w:rPr>
+                      <w:rFonts w:eastAsia="MS Mincho" w:cstheme="minorBidi"/>
+                      <w:caps w:val="0"/>
+                      <w:noProof/>
+                      <w:szCs w:val="20"/>
+                    </w:rPr>
+                  </w:pPr>
+                  <w:r>
+                    <w:rPr>
+                      <w:rFonts w:eastAsia="MS Mincho" w:cstheme="minorBidi"/>
+                      <w:caps w:val="0"/>
+                      <w:noProof/>
+                      <w:color w:val="auto"/>
+                      <w:szCs w:val="20"/>
+                    </w:rPr>
+                    <w:t xml:space="preserve">Factor  </w:t>
+                  </w:r>
+                </w:p>
+              </w:tc>
+              <w:tc>
+                <w:tcPr>
+                  <w:tcW w:w="1899" w:type="dxa"/>
+                  <w:tcBorders>
+                    <w:left w:val="single" w:sz="4" w:space="0" w:color="auto"/>
+                  </w:tcBorders>
+                  <w:shd w:val="clear" w:color="auto" w:fill="D9D9D9" w:themeFill="background1" w:themeFillShade="D9"/>
+                </w:tcPr>
+                <w:p>
+                  <w:pPr>
+                    <w:pStyle w:val="Ttulo2"/>
+                    <w:jc w:val="right"/>
+                    <w:outlineLvl w:val="1"/>
+                    <w:rPr>
+                      <w:rFonts w:eastAsia="MS Mincho" w:cstheme="minorBidi"/>
+                      <w:caps w:val="0"/>
+                      <w:noProof/>
+                      <w:szCs w:val="20"/>
+                    </w:rPr>
+                  </w:pPr>
+                  <w:r>
+                    <w:rPr>
+                      <w:rFonts w:eastAsia="MS Mincho" w:cstheme="minorBidi"/>
+                      <w:caps w:val="0"/>
+                      <w:noProof/>
+                      <w:color w:val="auto"/>
+                      <w:szCs w:val="20"/>
+                    </w:rPr>
+                    <w:fldChar w:fldCharType="begin"/>
+                  </w:r>
+                  <w:r>
+                    <w:rPr>
+                      <w:rFonts w:eastAsia="MS Mincho" w:cstheme="minorBidi"/>
+                      <w:caps w:val="0"/>
+                      <w:noProof/>
+                      <w:color w:val="auto"/>
+                      <w:szCs w:val="20"/>
+                    </w:rPr>
+                    <w:instrText xml:space="preserve"> MERGEFIELD  factor  \* MERGEFORMAT </w:instrText>
+                  </w:r>
+                  <w:r>
+                    <w:rPr>
+                      <w:rFonts w:eastAsia="MS Mincho" w:cstheme="minorBidi"/>
+                      <w:caps w:val="0"/>
+                      <w:noProof/>
+                      <w:color w:val="auto"/>
+                      <w:szCs w:val="20"/>
+                    </w:rPr>
+                    <w:fldChar w:fldCharType="separate"/>
+                  </w:r>
+                  <w:r>
+                    <w:rPr>
+                      <w:rFonts w:eastAsia="MS Mincho" w:cstheme="minorBidi"/>
+                      <w:caps w:val="0"/>
+                      <w:noProof/>
+                      <w:color w:val="auto"/>
+                      <w:szCs w:val="20"/>
+                    </w:rPr>
+                    <w:t>«factor»</w:t>
+                  </w:r>
+                  <w:r>
+                    <w:rPr>
+                      <w:rFonts w:eastAsia="MS Mincho" w:cstheme="minorBidi"/>
+                      <w:caps w:val="0"/>
+                      <w:noProof/>
+                      <w:color w:val="auto"/>
+                      <w:szCs w:val="20"/>
+                    </w:rPr>
+                    <w:fldChar w:fldCharType="end"/>
+                  </w:r>
+                </w:p>
+              </w:tc>
+            </w:tr>
+          </w:tbl>
+          <w:p/>
         </w:tc>
       </w:tr>
     </w:tbl>
@@ -3280,7 +3539,7 @@
                     </wp:anchor>
                   </w:drawing>
                 </mc:Choice>
-                <mc:Fallback xmlns:w16du="http://schemas.microsoft.com/office/word/2023/wordml/word16du" xmlns:oel="http://schemas.microsoft.com/office/2019/extlst">
+                <mc:Fallback xmlns:oel="http://schemas.microsoft.com/office/2019/extlst" xmlns:w16du="http://schemas.microsoft.com/office/word/2023/wordml/word16du">
                   <w:pict>
                     <v:line w14:anchorId="76288BD4" id="Conector recto 1" o:spid="_x0000_s1026" style="position:absolute;z-index:251666432;visibility:visible;mso-wrap-style:square;mso-width-percent:0;mso-height-percent:0;mso-wrap-distance-left:9pt;mso-wrap-distance-top:0;mso-wrap-distance-right:9pt;mso-wrap-distance-bottom:0;mso-position-horizontal:absolute;mso-position-horizontal-relative:text;mso-position-vertical:absolute;mso-position-vertical-relative:text;mso-width-percent:0;mso-height-percent:0;mso-width-relative:margin;mso-height-relative:margin" from="45.3pt,33.5pt" to="229.05pt,33.5pt" o:gfxdata="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" strokecolor="#7e97ad [3204]" strokeweight=".5pt">
                       <v:stroke joinstyle="miter"/>
@@ -3311,27 +3570,14 @@
             <w:pPr>
               <w:jc w:val="center"/>
             </w:pPr>
-            <w:r>
-              <w:fldChar w:fldCharType="begin"/>
-            </w:r>
-            <w:r>
-              <w:instrText xml:space="preserve"> MERGEFIELD  nom_proveedor  \* MERGEFORMAT </w:instrText>
-            </w:r>
-            <w:r>
-              <w:fldChar w:fldCharType="separate"/>
-            </w:r>
-            <w:r>
-              <w:rPr>
-                <w:noProof/>
-              </w:rPr>
-              <w:t>«nom_proveedor»</w:t>
-            </w:r>
-            <w:r>
-              <w:rPr>
-                <w:noProof/>
-              </w:rPr>
-              <w:fldChar w:fldCharType="end"/>
-            </w:r>
+            <w:fldSimple w:instr=" MERGEFIELD  nom_proveedor  \* MERGEFORMAT ">
+              <w:r>
+                <w:rPr>
+                  <w:noProof/>
+                </w:rPr>
+                <w:t>«nom_proveedor»</w:t>
+              </w:r>
+            </w:fldSimple>
           </w:p>
           <w:p>
             <w:pPr>
@@ -4195,7 +4441,7 @@
     <w:name w:val="Normal"/>
     <w:unhideWhenUsed/>
     <w:qFormat/>
-    <w:rsid w:val="00FF6421"/>
+    <w:rsid w:val="000C71C2"/>
     <w:rPr>
       <w:color w:val="auto"/>
       <w:kern w:val="20"/>
@@ -5445,7 +5691,7 @@
     <w:charset w:val="00"/>
     <w:family w:val="roman"/>
     <w:pitch w:val="variable"/>
-    <w:sig w:usb0="E0002AFF" w:usb1="C0007841" w:usb2="00000009" w:usb3="00000000" w:csb0="000001FF" w:csb1="00000000"/>
+    <w:sig w:usb0="E0002EFF" w:usb1="C000785B" w:usb2="00000009" w:usb3="00000000" w:csb0="000001FF" w:csb1="00000000"/>
   </w:font>
   <w:font w:name="Franklin Gothic Medium">
     <w:panose1 w:val="020B0603020102020204"/>
@@ -5480,7 +5726,7 @@
     <w:charset w:val="00"/>
     <w:family w:val="swiss"/>
     <w:pitch w:val="variable"/>
-    <w:sig w:usb0="E0002AFF" w:usb1="C0007843" w:usb2="00000009" w:usb3="00000000" w:csb0="000001FF" w:csb1="00000000"/>
+    <w:sig w:usb0="E0002EFF" w:usb1="C000785B" w:usb2="00000009" w:usb3="00000000" w:csb0="000001FF" w:csb1="00000000"/>
   </w:font>
   <w:font w:name="Arial Unicode MS">
     <w:panose1 w:val="020B0604020202020204"/>
@@ -5494,7 +5740,7 @@
     <w:charset w:val="00"/>
     <w:family w:val="swiss"/>
     <w:pitch w:val="variable"/>
-    <w:sig w:usb0="E1002AFF" w:usb1="4000ACFF" w:usb2="00000009" w:usb3="00000000" w:csb0="000001FF" w:csb1="00000000"/>
+    <w:sig w:usb0="E4002EFF" w:usb1="C200247B" w:usb2="00000009" w:usb3="00000000" w:csb0="000001FF" w:csb1="00000000"/>
   </w:font>
   <w:font w:name="DengXian">
     <w:altName w:val="等线"/>
@@ -5509,7 +5755,7 @@
     <w:charset w:val="00"/>
     <w:family w:val="swiss"/>
     <w:pitch w:val="variable"/>
-    <w:sig w:usb0="E4002EFF" w:usb1="C000247B" w:usb2="00000009" w:usb3="00000000" w:csb0="000001FF" w:csb1="00000000"/>
+    <w:sig w:usb0="E4002EFF" w:usb1="C200247B" w:usb2="00000009" w:usb3="00000000" w:csb0="000001FF" w:csb1="00000000"/>
   </w:font>
   <w:font w:name="DengXian Light">
     <w:altName w:val="等线 Light"/>
@@ -5579,6 +5825,7 @@
     <w:rsid w:val="00AF5F4F"/>
     <w:rsid w:val="00B85BE2"/>
     <w:rsid w:val="00BF1275"/>
+    <w:rsid w:val="00C33F81"/>
     <w:rsid w:val="00CB64C1"/>
     <w:rsid w:val="00CC0D58"/>
     <w:rsid w:val="00D1313C"/>
@@ -5608,7 +5855,7 @@
   </m:mathPr>
   <w:themeFontLang w:val="en-US" w:eastAsia="zh-CN"/>
   <w:clrSchemeMapping w:bg1="light1" w:t1="dark1" w:bg2="light2" w:t2="dark2" w:accent1="accent1" w:accent2="accent2" w:accent3="accent3" w:accent4="accent4" w:accent5="accent5" w:accent6="accent6" w:hyperlink="hyperlink" w:followedHyperlink="followedHyperlink"/>
-  <w:decimalSymbol w:val=","/>
+  <w:decimalSymbol w:val="."/>
   <w:listSeparator w:val=";"/>
   <w15:chartTrackingRefBased/>
 </w:settings>
@@ -6078,27 +6325,6 @@
       <w:lang w:val="es-PE" w:eastAsia="es-PE"/>
     </w:rPr>
   </w:style>
-  <w:style w:type="paragraph" w:customStyle="1" w:styleId="CB2A0DE167DD45D4BB909D8C234E4D30">
-    <w:name w:val="CB2A0DE167DD45D4BB909D8C234E4D30"/>
-    <w:rsid w:val="00241E11"/>
-    <w:rPr>
-      <w:lang w:val="es-PE" w:eastAsia="es-PE"/>
-    </w:rPr>
-  </w:style>
-  <w:style w:type="paragraph" w:customStyle="1" w:styleId="C9A28CF8C04047ACA2D70CA05B20436A">
-    <w:name w:val="C9A28CF8C04047ACA2D70CA05B20436A"/>
-    <w:rsid w:val="00241E11"/>
-    <w:rPr>
-      <w:lang w:val="es-PE" w:eastAsia="es-PE"/>
-    </w:rPr>
-  </w:style>
-  <w:style w:type="paragraph" w:customStyle="1" w:styleId="54026A78671F441EB0198ADB5F3B3202">
-    <w:name w:val="54026A78671F441EB0198ADB5F3B3202"/>
-    <w:rsid w:val="00241E11"/>
-    <w:rPr>
-      <w:lang w:val="es-PE" w:eastAsia="es-PE"/>
-    </w:rPr>
-  </w:style>
 </w:styles>
 </file>
 
@@ -6379,15 +6605,6 @@
 </file>
 
 <file path=customXml/item2.xml><?xml version="1.0" encoding="utf-8"?>
-<?mso-contentType ?>
-<FormTemplates xmlns="http://schemas.microsoft.com/sharepoint/v3/contenttype/forms">
-  <Display>DocumentLibraryForm</Display>
-  <Edit>DocumentLibraryForm</Edit>
-  <New>DocumentLibraryForm</New>
-</FormTemplates>
-</file>
-
-<file path=customXml/item3.xml><?xml version="1.0" encoding="utf-8"?>
 <ct:contentTypeSchema xmlns:ct="http://schemas.microsoft.com/office/2006/metadata/contentType" xmlns:ma="http://schemas.microsoft.com/office/2006/metadata/properties/metaAttributes" ct:_="" ma:_="" ma:contentTypeName="Document" ma:contentTypeID="0x01010079F111ED35F8CC479449609E8A0923A6" ma:contentTypeVersion="11" ma:contentTypeDescription="Create a new document." ma:contentTypeScope="" ma:versionID="1c2eb7a32e66fb6e4260f3771546a5e2">
   <xsd:schema xmlns:xsd="http://www.w3.org/2001/XMLSchema" xmlns:xs="http://www.w3.org/2001/XMLSchema" xmlns:p="http://schemas.microsoft.com/office/2006/metadata/properties" xmlns:ns2="71af3243-3dd4-4a8d-8c0d-dd76da1f02a5" xmlns:ns3="16c05727-aa75-4e4a-9b5f-8a80a1165891" targetNamespace="http://schemas.microsoft.com/office/2006/metadata/properties" ma:root="true" ma:fieldsID="04e1f6479c48b08974ba73b5ca973489" ns2:_="" ns3:_="">
     <xsd:import namespace="71af3243-3dd4-4a8d-8c0d-dd76da1f02a5"/>
@@ -6598,6 +6815,15 @@
 </ct:contentTypeSchema>
 </file>
 
+<file path=customXml/item3.xml><?xml version="1.0" encoding="utf-8"?>
+<?mso-contentType ?>
+<FormTemplates xmlns="http://schemas.microsoft.com/sharepoint/v3/contenttype/forms">
+  <Display>DocumentLibraryForm</Display>
+  <Edit>DocumentLibraryForm</Edit>
+  <New>DocumentLibraryForm</New>
+</FormTemplates>
+</file>
+
 <file path=customXml/itemProps1.xml><?xml version="1.0" encoding="utf-8"?>
 <ds:datastoreItem xmlns:ds="http://schemas.openxmlformats.org/officeDocument/2006/customXml" ds:itemID="{B550BB7C-2FBC-4612-9ECE-2EA076035D14}">
   <ds:schemaRefs>
@@ -6609,14 +6835,6 @@
 </file>
 
 <file path=customXml/itemProps2.xml><?xml version="1.0" encoding="utf-8"?>
-<ds:datastoreItem xmlns:ds="http://schemas.openxmlformats.org/officeDocument/2006/customXml" ds:itemID="{BEA6D05B-AD60-405F-B8DB-FC61ABCDF8E2}">
-  <ds:schemaRefs>
-    <ds:schemaRef ds:uri="http://schemas.microsoft.com/sharepoint/v3/contenttype/forms"/>
-  </ds:schemaRefs>
-</ds:datastoreItem>
-</file>
-
-<file path=customXml/itemProps3.xml><?xml version="1.0" encoding="utf-8"?>
 <ds:datastoreItem xmlns:ds="http://schemas.openxmlformats.org/officeDocument/2006/customXml" ds:itemID="{23573660-FE3A-4463-827C-CAE2430F8500}">
   <ds:schemaRefs>
     <ds:schemaRef ds:uri="http://schemas.microsoft.com/office/2006/metadata/contentType"/>
@@ -6633,4 +6851,12 @@
     <ds:schemaRef ds:uri="http://schemas.microsoft.com/internal/obd"/>
   </ds:schemaRefs>
 </ds:datastoreItem>
+</file>
+
+<file path=customXml/itemProps3.xml><?xml version="1.0" encoding="utf-8"?>
+<ds:datastoreItem xmlns:ds="http://schemas.openxmlformats.org/officeDocument/2006/customXml" ds:itemID="{BEA6D05B-AD60-405F-B8DB-FC61ABCDF8E2}">
+  <ds:schemaRefs>
+    <ds:schemaRef ds:uri="http://schemas.microsoft.com/sharepoint/v3/contenttype/forms"/>
+  </ds:schemaRefs>
+</ds:datastoreItem>
 </file>